--- a/Documents/5.Story/Story Design.docx
+++ b/Documents/5.Story/Story Design.docx
@@ -400,6 +400,7 @@
       <w:r>
         <w:rPr>
           <w:rFonts w:ascii="Arial" w:eastAsia="Arial" w:hAnsi="Arial" w:cs="Arial"/>
+          <w:noProof/>
           <w:color w:val="000000"/>
           <w:sz w:val="20"/>
           <w:szCs w:val="20"/>
@@ -702,7 +703,7 @@
           <w:rPr>
             <w:rStyle w:val="Hyperlink"/>
           </w:rPr>
-          <w:t>https://public.tableau.com/app/profile/vishal.bade6689/viz/WorkBook_17870655561870/Story1?publish=yes</w:t>
+          <w:t>https://public.tableau.com/app/profile/vrushali.dhure/viz/story_17878464641870/Story1?publish=yes</w:t>
         </w:r>
       </w:hyperlink>
     </w:p>
